--- a/sablony/kratky_albi_sk.docx
+++ b/sablony/kratky_albi_sk.docx
@@ -6,44 +6,15 @@
       <w:pPr>
         <w:pStyle w:val="Text A"/>
       </w:pPr>
-      <w:r>
-        <w:rPr>
-          <w:rtl w:val="0"/>
-        </w:rPr>
-        <w:t>&lt;!-- ===================== CSS KR</w:t>
-      </w:r>
-      <w:r>
-        <w:rPr>
-          <w:rtl w:val="0"/>
-        </w:rPr>
-        <w:t>Á</w:t>
-      </w:r>
-      <w:r>
-        <w:rPr>
-          <w:rtl w:val="0"/>
-        </w:rPr>
-        <w:t>TK</w:t>
-      </w:r>
-      <w:r>
-        <w:rPr>
-          <w:rtl w:val="0"/>
-        </w:rPr>
-        <w:t xml:space="preserve">Ý </w:t>
-      </w:r>
-      <w:r>
-        <w:rPr>
-          <w:rtl w:val="0"/>
-        </w:rPr>
-        <w:t>POPIS ===================== --&gt;</w:t>
-      </w:r>
-    </w:p>
-    <w:p>
-      <w:pPr>
-        <w:pStyle w:val="Text A"/>
-      </w:pPr>
-      <w:r>
-        <w:rPr>
-          <w:rtl w:val="0"/>
+    </w:p>
+    <w:p>
+      <w:pPr>
+        <w:pStyle w:val="Text A"/>
+      </w:pPr>
+      <w:r>
+        <w:rPr>
+          <w:rtl w:val="0"/>
+          <w:lang w:val="en-US"/>
         </w:rPr>
         <w:t>&lt;style&gt;</w:t>
       </w:r>
@@ -55,6 +26,7 @@
       <w:r>
         <w:rPr>
           <w:rtl w:val="0"/>
+          <w:lang w:val="en-US"/>
         </w:rPr>
         <w:t>.short-desc {</w:t>
       </w:r>
@@ -66,6 +38,7 @@
       <w:r>
         <w:rPr>
           <w:rtl w:val="0"/>
+          <w:lang w:val="en-US"/>
         </w:rPr>
         <w:t xml:space="preserve">  font-family: 'Inter', 'Helvetica Neue', sans-serif;</w:t>
       </w:r>
@@ -77,6 +50,7 @@
       <w:r>
         <w:rPr>
           <w:rtl w:val="0"/>
+          <w:lang w:val="en-US"/>
         </w:rPr>
         <w:t xml:space="preserve">  color: #333;</w:t>
       </w:r>
@@ -88,6 +62,7 @@
       <w:r>
         <w:rPr>
           <w:rtl w:val="0"/>
+          <w:lang w:val="en-US"/>
         </w:rPr>
         <w:t xml:space="preserve">  font-size: 15px;</w:t>
       </w:r>
@@ -99,6 +74,7 @@
       <w:r>
         <w:rPr>
           <w:rtl w:val="0"/>
+          <w:lang w:val="en-US"/>
         </w:rPr>
         <w:t xml:space="preserve">  line-height: 1.6;</w:t>
       </w:r>
@@ -110,6 +86,7 @@
       <w:r>
         <w:rPr>
           <w:rtl w:val="0"/>
+          <w:lang w:val="en-US"/>
         </w:rPr>
         <w:t xml:space="preserve">  background: #fff;</w:t>
       </w:r>
@@ -121,6 +98,7 @@
       <w:r>
         <w:rPr>
           <w:rtl w:val="0"/>
+          <w:lang w:val="en-US"/>
         </w:rPr>
         <w:t xml:space="preserve">  border-left: 4px solid #ffffff;</w:t>
       </w:r>
@@ -132,6 +110,7 @@
       <w:r>
         <w:rPr>
           <w:rtl w:val="0"/>
+          <w:lang w:val="en-US"/>
         </w:rPr>
         <w:t xml:space="preserve">  padding: 16px 20px;</w:t>
       </w:r>
@@ -143,6 +122,7 @@
       <w:r>
         <w:rPr>
           <w:rtl w:val="0"/>
+          <w:lang w:val="en-US"/>
         </w:rPr>
         <w:t xml:space="preserve">  border-radius: 10px;</w:t>
       </w:r>
@@ -154,6 +134,7 @@
       <w:r>
         <w:rPr>
           <w:rtl w:val="0"/>
+          <w:lang w:val="en-US"/>
         </w:rPr>
         <w:t xml:space="preserve">  box-shadow: 0 2px 8px rgba(0,0,0,0.05);</w:t>
       </w:r>
@@ -165,6 +146,7 @@
       <w:r>
         <w:rPr>
           <w:rtl w:val="0"/>
+          <w:lang w:val="en-US"/>
         </w:rPr>
         <w:t>}</w:t>
       </w:r>
@@ -176,6 +158,7 @@
       <w:r>
         <w:rPr>
           <w:rtl w:val="0"/>
+          <w:lang w:val="en-US"/>
         </w:rPr>
         <w:t>.short-desc p { margin: 8px 0; }</w:t>
       </w:r>
@@ -187,6 +170,7 @@
       <w:r>
         <w:rPr>
           <w:rtl w:val="0"/>
+          <w:lang w:val="en-US"/>
         </w:rPr>
         <w:t>.short-desc strong { color: #3a0c0c; }</w:t>
       </w:r>
@@ -198,6 +182,7 @@
       <w:r>
         <w:rPr>
           <w:rtl w:val="0"/>
+          <w:lang w:val="en-US"/>
         </w:rPr>
         <w:t>.short-desc em { color: #666; }</w:t>
       </w:r>
@@ -209,6 +194,7 @@
       <w:r>
         <w:rPr>
           <w:rtl w:val="0"/>
+          <w:lang w:val="en-US"/>
         </w:rPr>
         <w:t>&lt;/style&gt;</w:t>
       </w:r>
@@ -222,73 +208,15 @@
       <w:pPr>
         <w:pStyle w:val="Text A"/>
       </w:pPr>
-      <w:r>
-        <w:rPr>
-          <w:rtl w:val="0"/>
-        </w:rPr>
-        <w:t>&lt;!-- ===================== KR</w:t>
-      </w:r>
-      <w:r>
-        <w:rPr>
-          <w:rtl w:val="0"/>
-        </w:rPr>
-        <w:t>Á</w:t>
-      </w:r>
-      <w:r>
-        <w:rPr>
-          <w:rtl w:val="0"/>
-        </w:rPr>
-        <w:t>TK</w:t>
-      </w:r>
-      <w:r>
-        <w:rPr>
-          <w:rtl w:val="0"/>
-        </w:rPr>
-        <w:t xml:space="preserve">Ý </w:t>
-      </w:r>
-      <w:r>
-        <w:rPr>
-          <w:rtl w:val="0"/>
-        </w:rPr>
-        <w:t>POPIS (KOMPAKTN</w:t>
-      </w:r>
-      <w:r>
-        <w:rPr>
-          <w:rtl w:val="0"/>
-        </w:rPr>
-        <w:t xml:space="preserve">Ý </w:t>
-      </w:r>
-      <w:r>
-        <w:rPr>
-          <w:rtl w:val="0"/>
-        </w:rPr>
-        <w:t>/ PREDAJN</w:t>
-      </w:r>
-      <w:r>
-        <w:rPr>
-          <w:rtl w:val="0"/>
-        </w:rPr>
-        <w:t>Ý</w:t>
-      </w:r>
-      <w:r>
-        <w:rPr>
-          <w:rtl w:val="0"/>
-        </w:rPr>
-        <w:t>) ===================== --&gt;</w:t>
-      </w:r>
-    </w:p>
-    <w:p>
-      <w:pPr>
-        <w:pStyle w:val="Text A"/>
-      </w:pPr>
-    </w:p>
-    <w:p>
-      <w:pPr>
-        <w:pStyle w:val="Text A"/>
-      </w:pPr>
-      <w:r>
-        <w:rPr>
-          <w:rtl w:val="0"/>
+    </w:p>
+    <w:p>
+      <w:pPr>
+        <w:pStyle w:val="Text A"/>
+      </w:pPr>
+      <w:r>
+        <w:rPr>
+          <w:rtl w:val="0"/>
+          <w:lang w:val="en-US"/>
         </w:rPr>
         <w:t>&lt;div class="short-desc"&gt;</w:t>
       </w:r>
@@ -300,6 +228,7 @@
       <w:r>
         <w:rPr>
           <w:rtl w:val="0"/>
+          <w:lang w:val="en-US"/>
         </w:rPr>
         <w:t xml:space="preserve">  &lt;p&gt;</w:t>
       </w:r>
@@ -311,78 +240,91 @@
       <w:r>
         <w:rPr>
           <w:rtl w:val="0"/>
+          <w:lang w:val="en-US"/>
         </w:rPr>
         <w:t xml:space="preserve">    &lt;strong&gt;{nazev_produktu}&lt;/strong&gt; je skvel</w:t>
       </w:r>
       <w:r>
         <w:rPr>
           <w:rtl w:val="0"/>
+          <w:lang w:val="en-US"/>
         </w:rPr>
         <w:t xml:space="preserve">á </w:t>
       </w:r>
       <w:r>
         <w:rPr>
           <w:rtl w:val="0"/>
+          <w:lang w:val="en-US"/>
         </w:rPr>
         <w:t>vo</w:t>
       </w:r>
       <w:r>
         <w:rPr>
           <w:rtl w:val="0"/>
+          <w:lang w:val="en-US"/>
         </w:rPr>
         <w:t>ľ</w:t>
       </w:r>
       <w:r>
         <w:rPr>
           <w:rtl w:val="0"/>
+          <w:lang w:val="en-US"/>
         </w:rPr>
         <w:t>ba pre hr</w:t>
       </w:r>
       <w:r>
         <w:rPr>
           <w:rtl w:val="0"/>
+          <w:lang w:val="en-US"/>
         </w:rPr>
         <w:t>áč</w:t>
       </w:r>
       <w:r>
         <w:rPr>
           <w:rtl w:val="0"/>
+          <w:lang w:val="en-US"/>
         </w:rPr>
         <w:t>ov, ktor</w:t>
       </w:r>
       <w:r>
         <w:rPr>
           <w:rtl w:val="0"/>
+          <w:lang w:val="en-US"/>
         </w:rPr>
         <w:t xml:space="preserve">í </w:t>
       </w:r>
       <w:r>
         <w:rPr>
           <w:rtl w:val="0"/>
+          <w:lang w:val="en-US"/>
         </w:rPr>
         <w:t>h</w:t>
       </w:r>
       <w:r>
         <w:rPr>
           <w:rtl w:val="0"/>
+          <w:lang w:val="en-US"/>
         </w:rPr>
         <w:t>ľ</w:t>
       </w:r>
       <w:r>
         <w:rPr>
           <w:rtl w:val="0"/>
+          <w:lang w:val="en-US"/>
         </w:rPr>
         <w:t>adaj</w:t>
       </w:r>
       <w:r>
         <w:rPr>
           <w:rtl w:val="0"/>
+          <w:lang w:val="en-US"/>
         </w:rPr>
         <w:t xml:space="preserve">ú </w:t>
       </w:r>
       <w:r>
         <w:rPr>
           <w:rtl w:val="0"/>
+          <w:lang w:val="en-US"/>
         </w:rPr>
         <w:t>&lt;strong&gt;{typ_hry}&lt;/strong&gt;.</w:t>
       </w:r>
@@ -394,54 +336,63 @@
       <w:r>
         <w:rPr>
           <w:rtl w:val="0"/>
+          <w:lang w:val="en-US"/>
         </w:rPr>
         <w:t xml:space="preserve">    Na hru sta</w:t>
       </w:r>
       <w:r>
         <w:rPr>
           <w:rtl w:val="0"/>
+          <w:lang w:val="en-US"/>
         </w:rPr>
         <w:t xml:space="preserve">čí </w:t>
       </w:r>
       <w:r>
         <w:rPr>
           <w:rtl w:val="0"/>
+          <w:lang w:val="en-US"/>
         </w:rPr>
         <w:t>iba &lt;strong&gt;{pocet_hracu}&lt;/strong&gt; a chu</w:t>
       </w:r>
       <w:r>
         <w:rPr>
           <w:rtl w:val="0"/>
+          <w:lang w:val="en-US"/>
         </w:rPr>
         <w:t xml:space="preserve">ť </w:t>
       </w:r>
       <w:r>
         <w:rPr>
           <w:rtl w:val="0"/>
+          <w:lang w:val="en-US"/>
         </w:rPr>
         <w:t>si ju u</w:t>
       </w:r>
       <w:r>
         <w:rPr>
           <w:rtl w:val="0"/>
+          <w:lang w:val="en-US"/>
         </w:rPr>
         <w:t>ž</w:t>
       </w:r>
       <w:r>
         <w:rPr>
           <w:rtl w:val="0"/>
+          <w:lang w:val="en-US"/>
         </w:rPr>
         <w:t>i</w:t>
       </w:r>
       <w:r>
         <w:rPr>
           <w:rtl w:val="0"/>
+          <w:lang w:val="en-US"/>
         </w:rPr>
         <w:t>ť</w:t>
       </w:r>
       <w:r>
         <w:rPr>
           <w:rtl w:val="0"/>
+          <w:lang w:val="en-US"/>
         </w:rPr>
         <w:t>.</w:t>
       </w:r>
@@ -453,6 +404,7 @@
       <w:r>
         <w:rPr>
           <w:rtl w:val="0"/>
+          <w:lang w:val="en-US"/>
         </w:rPr>
         <w:t xml:space="preserve">  &lt;/p&gt;</w:t>
       </w:r>
@@ -469,6 +421,7 @@
       <w:r>
         <w:rPr>
           <w:rtl w:val="0"/>
+          <w:lang w:val="en-US"/>
         </w:rPr>
         <w:t xml:space="preserve">  &lt;p&gt;</w:t>
       </w:r>
@@ -480,54 +433,63 @@
       <w:r>
         <w:rPr>
           <w:rtl w:val="0"/>
+          <w:lang w:val="en-US"/>
         </w:rPr>
         <w:t xml:space="preserve">    &lt;strong&gt;Pre</w:t>
       </w:r>
       <w:r>
         <w:rPr>
           <w:rtl w:val="0"/>
+          <w:lang w:val="en-US"/>
         </w:rPr>
         <w:t>č</w:t>
       </w:r>
       <w:r>
         <w:rPr>
           <w:rtl w:val="0"/>
+          <w:lang w:val="en-US"/>
         </w:rPr>
         <w:t>o si vybra</w:t>
       </w:r>
       <w:r>
         <w:rPr>
           <w:rtl w:val="0"/>
+          <w:lang w:val="en-US"/>
         </w:rPr>
         <w:t xml:space="preserve">ť </w:t>
       </w:r>
       <w:r>
         <w:rPr>
           <w:rtl w:val="0"/>
+          <w:lang w:val="en-US"/>
         </w:rPr>
         <w:t>pr</w:t>
       </w:r>
       <w:r>
         <w:rPr>
           <w:rtl w:val="0"/>
+          <w:lang w:val="en-US"/>
         </w:rPr>
         <w:t>á</w:t>
       </w:r>
       <w:r>
         <w:rPr>
           <w:rtl w:val="0"/>
+          <w:lang w:val="en-US"/>
         </w:rPr>
         <w:t>ve t</w:t>
       </w:r>
       <w:r>
         <w:rPr>
           <w:rtl w:val="0"/>
+          <w:lang w:val="en-US"/>
         </w:rPr>
         <w:t>ú</w:t>
       </w:r>
       <w:r>
         <w:rPr>
           <w:rtl w:val="0"/>
+          <w:lang w:val="en-US"/>
         </w:rPr>
         <w:t>to hru?&lt;/strong&gt;&lt;br&gt;</w:t>
       </w:r>
@@ -539,6 +501,7 @@
       <w:r>
         <w:rPr>
           <w:rtl w:val="0"/>
+          <w:lang w:val="en-US"/>
         </w:rPr>
         <w:t xml:space="preserve">    {hlavni_prodejni_point_1}.&lt;br&gt;</w:t>
       </w:r>
@@ -550,6 +513,7 @@
       <w:r>
         <w:rPr>
           <w:rtl w:val="0"/>
+          <w:lang w:val="en-US"/>
         </w:rPr>
         <w:t xml:space="preserve">    {hlavni_prodejni_point_2}.&lt;br&gt;</w:t>
       </w:r>
@@ -561,6 +525,7 @@
       <w:r>
         <w:rPr>
           <w:rtl w:val="0"/>
+          <w:lang w:val="en-US"/>
         </w:rPr>
         <w:t xml:space="preserve">    {hlavni_prodejni_point_3}.</w:t>
       </w:r>
@@ -572,6 +537,7 @@
       <w:r>
         <w:rPr>
           <w:rtl w:val="0"/>
+          <w:lang w:val="en-US"/>
         </w:rPr>
         <w:t xml:space="preserve">  &lt;/p&gt;</w:t>
       </w:r>
@@ -588,6 +554,7 @@
       <w:r>
         <w:rPr>
           <w:rtl w:val="0"/>
+          <w:lang w:val="en-US"/>
         </w:rPr>
         <w:t xml:space="preserve">  &lt;p&gt;</w:t>
       </w:r>
@@ -599,6 +566,7 @@
       <w:r>
         <w:rPr>
           <w:rtl w:val="0"/>
+          <w:lang w:val="en-US"/>
         </w:rPr>
         <w:t xml:space="preserve">    &lt;em&gt;{doporuceni_pro_koho}&lt;/em&gt;</w:t>
       </w:r>
@@ -610,6 +578,7 @@
       <w:r>
         <w:rPr>
           <w:rtl w:val="0"/>
+          <w:lang w:val="en-US"/>
         </w:rPr>
         <w:t xml:space="preserve">  &lt;/p&gt;</w:t>
       </w:r>
@@ -621,6 +590,7 @@
       <w:r>
         <w:rPr>
           <w:rtl w:val="0"/>
+          <w:lang w:val="en-US"/>
         </w:rPr>
         <w:t>&lt;/div&gt;</w:t>
       </w:r>

--- a/sablony/kratky_albi_sk.docx
+++ b/sablony/kratky_albi_sk.docx
@@ -4,7 +4,133 @@
   <w:body>
     <w:p>
       <w:pPr>
-        <w:pStyle w:val="Text A"/>
+        <w:pStyle w:val="Výchozí"/>
+        <w:suppressAutoHyphens w:val="1"/>
+        <w:bidi w:val="0"/>
+        <w:spacing w:before="0" w:line="240" w:lineRule="auto"/>
+        <w:ind w:left="0" w:right="0" w:firstLine="0"/>
+        <w:jc w:val="left"/>
+        <w:rPr>
+          <w:rFonts w:ascii="Arial" w:cs="Arial" w:hAnsi="Arial" w:eastAsia="Arial"/>
+          <w:sz w:val="29"/>
+          <w:szCs w:val="29"/>
+          <w:u w:color="000000"/>
+          <w:rtl w:val="0"/>
+          <w:lang w:val="en-US"/>
+          <w14:textOutline w14:w="12700" w14:cap="flat">
+            <w14:noFill/>
+            <w14:miter w14:lim="400000"/>
+          </w14:textOutline>
+        </w:rPr>
+      </w:pPr>
+      <w:r>
+        <w:rPr>
+          <w:rFonts w:ascii="Arial" w:hAnsi="Arial"/>
+          <w:sz w:val="29"/>
+          <w:szCs w:val="29"/>
+          <w:u w:color="000000"/>
+          <w:rtl w:val="0"/>
+          <w:lang w:val="en-US"/>
+          <w14:textOutline w14:w="12700" w14:cap="flat">
+            <w14:noFill/>
+            <w14:miter w14:lim="400000"/>
+          </w14:textOutline>
+        </w:rPr>
+        <w:t>&lt;!-- ===================== CSS KR</w:t>
+      </w:r>
+      <w:r>
+        <w:rPr>
+          <w:rFonts w:ascii="Arial" w:hAnsi="Arial" w:hint="default"/>
+          <w:sz w:val="29"/>
+          <w:szCs w:val="29"/>
+          <w:u w:color="000000"/>
+          <w:rtl w:val="0"/>
+          <w:lang w:val="en-US"/>
+          <w14:textOutline w14:w="12700" w14:cap="flat">
+            <w14:noFill/>
+            <w14:miter w14:lim="400000"/>
+          </w14:textOutline>
+        </w:rPr>
+        <w:t>Á</w:t>
+      </w:r>
+      <w:r>
+        <w:rPr>
+          <w:rFonts w:ascii="Arial" w:hAnsi="Arial"/>
+          <w:sz w:val="29"/>
+          <w:szCs w:val="29"/>
+          <w:u w:color="000000"/>
+          <w:rtl w:val="0"/>
+          <w:lang w:val="en-US"/>
+          <w14:textOutline w14:w="12700" w14:cap="flat">
+            <w14:noFill/>
+            <w14:miter w14:lim="400000"/>
+          </w14:textOutline>
+        </w:rPr>
+        <w:t>TK</w:t>
+      </w:r>
+      <w:r>
+        <w:rPr>
+          <w:rFonts w:ascii="Arial" w:hAnsi="Arial" w:hint="default"/>
+          <w:sz w:val="29"/>
+          <w:szCs w:val="29"/>
+          <w:u w:color="000000"/>
+          <w:rtl w:val="0"/>
+          <w:lang w:val="en-US"/>
+          <w14:textOutline w14:w="12700" w14:cap="flat">
+            <w14:noFill/>
+            <w14:miter w14:lim="400000"/>
+          </w14:textOutline>
+        </w:rPr>
+        <w:t xml:space="preserve">Ý </w:t>
+      </w:r>
+      <w:r>
+        <w:rPr>
+          <w:rFonts w:ascii="Arial" w:hAnsi="Arial"/>
+          <w:sz w:val="29"/>
+          <w:szCs w:val="29"/>
+          <w:u w:color="000000"/>
+          <w:rtl w:val="0"/>
+          <w:lang w:val="en-US"/>
+          <w14:textOutline w14:w="12700" w14:cap="flat">
+            <w14:noFill/>
+            <w14:miter w14:lim="400000"/>
+          </w14:textOutline>
+        </w:rPr>
+        <w:t xml:space="preserve">ALBI </w:t>
+      </w:r>
+      <w:r>
+        <w:rPr>
+          <w:rFonts w:ascii="Arial" w:hAnsi="Arial"/>
+          <w:sz w:val="29"/>
+          <w:szCs w:val="29"/>
+          <w:u w:color="000000"/>
+          <w:rtl w:val="0"/>
+          <w:lang w:val="en-US"/>
+          <w14:textOutline w14:w="12700" w14:cap="flat">
+            <w14:noFill/>
+            <w14:miter w14:lim="400000"/>
+          </w14:textOutline>
+        </w:rPr>
+        <w:t>===================== --&gt;</w:t>
+      </w:r>
+    </w:p>
+    <w:p>
+      <w:pPr>
+        <w:pStyle w:val="Výchozí"/>
+        <w:suppressAutoHyphens w:val="1"/>
+        <w:bidi w:val="0"/>
+        <w:spacing w:before="0" w:line="240" w:lineRule="auto"/>
+        <w:ind w:left="0" w:right="0" w:firstLine="0"/>
+        <w:jc w:val="left"/>
+        <w:rPr>
+          <w:u w:color="000000"/>
+          <w:rtl w:val="0"/>
+          <w:lang w:val="en-US"/>
+          <w14:textOutline w14:w="12700" w14:cap="flat">
+            <w14:noFill/>
+            <w14:miter w14:lim="400000"/>
+          </w14:textOutline>
+        </w:rPr>
       </w:pPr>
     </w:p>
     <w:p>
@@ -776,6 +902,53 @@
       <w:u w:val="none"/>
       <w:shd w:val="nil" w:color="auto" w:fill="auto"/>
       <w:vertAlign w:val="baseline"/>
+      <w14:textOutline>
+        <w14:noFill/>
+      </w14:textOutline>
+      <w14:textFill>
+        <w14:solidFill>
+          <w14:srgbClr w14:val="000000"/>
+        </w14:solidFill>
+      </w14:textFill>
+    </w:rPr>
+  </w:style>
+  <w:style w:type="paragraph" w:styleId="Výchozí">
+    <w:name w:val="Výchozí"/>
+    <w:next w:val="Výchozí"/>
+    <w:pPr>
+      <w:keepNext w:val="0"/>
+      <w:keepLines w:val="0"/>
+      <w:pageBreakBefore w:val="0"/>
+      <w:widowControl w:val="1"/>
+      <w:shd w:val="clear" w:color="auto" w:fill="auto"/>
+      <w:suppressAutoHyphens w:val="0"/>
+      <w:bidi w:val="0"/>
+      <w:spacing w:before="160" w:after="0" w:line="288" w:lineRule="auto"/>
+      <w:ind w:left="0" w:right="0" w:firstLine="0"/>
+      <w:jc w:val="left"/>
+      <w:outlineLvl w:val="9"/>
+    </w:pPr>
+    <w:rPr>
+      <w:rFonts w:ascii="Helvetica Neue" w:cs="Arial Unicode MS" w:hAnsi="Helvetica Neue" w:eastAsia="Arial Unicode MS"/>
+      <w:b w:val="0"/>
+      <w:bCs w:val="0"/>
+      <w:i w:val="0"/>
+      <w:iCs w:val="0"/>
+      <w:caps w:val="0"/>
+      <w:smallCaps w:val="0"/>
+      <w:strike w:val="0"/>
+      <w:dstrike w:val="0"/>
+      <w:outline w:val="0"/>
+      <w:color w:val="000000"/>
+      <w:spacing w:val="0"/>
+      <w:kern w:val="0"/>
+      <w:position w:val="0"/>
+      <w:sz w:val="24"/>
+      <w:szCs w:val="24"/>
+      <w:u w:val="none"/>
+      <w:shd w:val="nil" w:color="auto" w:fill="auto"/>
+      <w:vertAlign w:val="baseline"/>
+      <w:lang w:val="en-US"/>
       <w14:textOutline>
         <w14:noFill/>
       </w14:textOutline>

--- a/sablony/kratky_albi_sk.docx
+++ b/sablony/kratky_albi_sk.docx
@@ -6,369 +6,49 @@
       <w:pPr>
         <w:pStyle w:val="Výchozí"/>
         <w:suppressAutoHyphens w:val="1"/>
-        <w:bidi w:val="0"/>
-        <w:spacing w:before="0" w:line="240" w:lineRule="auto"/>
-        <w:ind w:left="0" w:right="0" w:firstLine="0"/>
-        <w:jc w:val="left"/>
-        <w:rPr>
-          <w:rFonts w:ascii="Arial" w:cs="Arial" w:hAnsi="Arial" w:eastAsia="Arial"/>
-          <w:sz w:val="29"/>
-          <w:szCs w:val="29"/>
-          <w:u w:color="000000"/>
-          <w:rtl w:val="0"/>
-          <w:lang w:val="en-US"/>
-          <w14:textOutline w14:w="12700" w14:cap="flat">
-            <w14:noFill/>
-            <w14:miter w14:lim="400000"/>
-          </w14:textOutline>
-        </w:rPr>
-      </w:pPr>
-      <w:r>
-        <w:rPr>
-          <w:rFonts w:ascii="Arial" w:hAnsi="Arial"/>
-          <w:sz w:val="29"/>
-          <w:szCs w:val="29"/>
-          <w:u w:color="000000"/>
-          <w:rtl w:val="0"/>
-          <w:lang w:val="en-US"/>
-          <w14:textOutline w14:w="12700" w14:cap="flat">
-            <w14:noFill/>
-            <w14:miter w14:lim="400000"/>
-          </w14:textOutline>
-        </w:rPr>
-        <w:t>&lt;!-- ===================== CSS KR</w:t>
-      </w:r>
-      <w:r>
-        <w:rPr>
-          <w:rFonts w:ascii="Arial" w:hAnsi="Arial" w:hint="default"/>
-          <w:sz w:val="29"/>
-          <w:szCs w:val="29"/>
-          <w:u w:color="000000"/>
-          <w:rtl w:val="0"/>
-          <w:lang w:val="en-US"/>
-          <w14:textOutline w14:w="12700" w14:cap="flat">
-            <w14:noFill/>
-            <w14:miter w14:lim="400000"/>
-          </w14:textOutline>
-        </w:rPr>
-        <w:t>Á</w:t>
-      </w:r>
-      <w:r>
-        <w:rPr>
-          <w:rFonts w:ascii="Arial" w:hAnsi="Arial"/>
-          <w:sz w:val="29"/>
-          <w:szCs w:val="29"/>
-          <w:u w:color="000000"/>
-          <w:rtl w:val="0"/>
-          <w:lang w:val="en-US"/>
-          <w14:textOutline w14:w="12700" w14:cap="flat">
-            <w14:noFill/>
-            <w14:miter w14:lim="400000"/>
-          </w14:textOutline>
-        </w:rPr>
-        <w:t>TK</w:t>
-      </w:r>
-      <w:r>
-        <w:rPr>
-          <w:rFonts w:ascii="Arial" w:hAnsi="Arial" w:hint="default"/>
-          <w:sz w:val="29"/>
-          <w:szCs w:val="29"/>
-          <w:u w:color="000000"/>
-          <w:rtl w:val="0"/>
-          <w:lang w:val="en-US"/>
-          <w14:textOutline w14:w="12700" w14:cap="flat">
-            <w14:noFill/>
-            <w14:miter w14:lim="400000"/>
-          </w14:textOutline>
-        </w:rPr>
-        <w:t xml:space="preserve">Ý </w:t>
-      </w:r>
-      <w:r>
-        <w:rPr>
-          <w:rFonts w:ascii="Arial" w:hAnsi="Arial"/>
-          <w:sz w:val="29"/>
-          <w:szCs w:val="29"/>
-          <w:u w:color="000000"/>
-          <w:rtl w:val="0"/>
-          <w:lang w:val="en-US"/>
-          <w14:textOutline w14:w="12700" w14:cap="flat">
-            <w14:noFill/>
-            <w14:miter w14:lim="400000"/>
-          </w14:textOutline>
-        </w:rPr>
-        <w:t xml:space="preserve">ALBI </w:t>
-      </w:r>
-      <w:r>
-        <w:rPr>
-          <w:rFonts w:ascii="Arial" w:hAnsi="Arial"/>
-          <w:sz w:val="29"/>
-          <w:szCs w:val="29"/>
-          <w:u w:color="000000"/>
-          <w:rtl w:val="0"/>
-          <w:lang w:val="en-US"/>
-          <w14:textOutline w14:w="12700" w14:cap="flat">
-            <w14:noFill/>
-            <w14:miter w14:lim="400000"/>
-          </w14:textOutline>
-        </w:rPr>
-        <w:t>===================== --&gt;</w:t>
-      </w:r>
-    </w:p>
-    <w:p>
-      <w:pPr>
-        <w:pStyle w:val="Výchozí"/>
-        <w:suppressAutoHyphens w:val="1"/>
-        <w:bidi w:val="0"/>
-        <w:spacing w:before="0" w:line="240" w:lineRule="auto"/>
-        <w:ind w:left="0" w:right="0" w:firstLine="0"/>
-        <w:jc w:val="left"/>
-        <w:rPr>
-          <w:u w:color="000000"/>
-          <w:rtl w:val="0"/>
-          <w:lang w:val="en-US"/>
-          <w14:textOutline w14:w="12700" w14:cap="flat">
-            <w14:noFill/>
-            <w14:miter w14:lim="400000"/>
-          </w14:textOutline>
-        </w:rPr>
-      </w:pPr>
-    </w:p>
-    <w:p>
-      <w:pPr>
-        <w:pStyle w:val="Text A"/>
-      </w:pPr>
-      <w:r>
-        <w:rPr>
-          <w:rtl w:val="0"/>
-          <w:lang w:val="en-US"/>
-        </w:rPr>
-        <w:t>&lt;style&gt;</w:t>
-      </w:r>
-    </w:p>
-    <w:p>
-      <w:pPr>
-        <w:pStyle w:val="Text A"/>
-      </w:pPr>
-      <w:r>
-        <w:rPr>
-          <w:rtl w:val="0"/>
-          <w:lang w:val="en-US"/>
-        </w:rPr>
-        <w:t>.short-desc {</w:t>
-      </w:r>
-    </w:p>
-    <w:p>
-      <w:pPr>
-        <w:pStyle w:val="Text A"/>
-      </w:pPr>
-      <w:r>
-        <w:rPr>
-          <w:rtl w:val="0"/>
-          <w:lang w:val="en-US"/>
-        </w:rPr>
-        <w:t xml:space="preserve">  font-family: 'Inter', 'Helvetica Neue', sans-serif;</w:t>
-      </w:r>
-    </w:p>
-    <w:p>
-      <w:pPr>
-        <w:pStyle w:val="Text A"/>
-      </w:pPr>
-      <w:r>
-        <w:rPr>
-          <w:rtl w:val="0"/>
-          <w:lang w:val="en-US"/>
-        </w:rPr>
-        <w:t xml:space="preserve">  color: #333;</w:t>
-      </w:r>
-    </w:p>
-    <w:p>
-      <w:pPr>
-        <w:pStyle w:val="Text A"/>
-      </w:pPr>
-      <w:r>
-        <w:rPr>
-          <w:rtl w:val="0"/>
-          <w:lang w:val="en-US"/>
-        </w:rPr>
-        <w:t xml:space="preserve">  font-size: 15px;</w:t>
-      </w:r>
-    </w:p>
-    <w:p>
-      <w:pPr>
-        <w:pStyle w:val="Text A"/>
-      </w:pPr>
-      <w:r>
-        <w:rPr>
-          <w:rtl w:val="0"/>
-          <w:lang w:val="en-US"/>
-        </w:rPr>
-        <w:t xml:space="preserve">  line-height: 1.6;</w:t>
-      </w:r>
-    </w:p>
-    <w:p>
-      <w:pPr>
-        <w:pStyle w:val="Text A"/>
-      </w:pPr>
-      <w:r>
-        <w:rPr>
-          <w:rtl w:val="0"/>
-          <w:lang w:val="en-US"/>
-        </w:rPr>
-        <w:t xml:space="preserve">  background: #fff;</w:t>
-      </w:r>
-    </w:p>
-    <w:p>
-      <w:pPr>
-        <w:pStyle w:val="Text A"/>
-      </w:pPr>
-      <w:r>
-        <w:rPr>
-          <w:rtl w:val="0"/>
-          <w:lang w:val="en-US"/>
-        </w:rPr>
-        <w:t xml:space="preserve">  border-left: 4px solid #ffffff;</w:t>
-      </w:r>
-    </w:p>
-    <w:p>
-      <w:pPr>
-        <w:pStyle w:val="Text A"/>
-      </w:pPr>
-      <w:r>
-        <w:rPr>
-          <w:rtl w:val="0"/>
-          <w:lang w:val="en-US"/>
-        </w:rPr>
-        <w:t xml:space="preserve">  padding: 16px 20px;</w:t>
-      </w:r>
-    </w:p>
-    <w:p>
-      <w:pPr>
-        <w:pStyle w:val="Text A"/>
-      </w:pPr>
-      <w:r>
-        <w:rPr>
-          <w:rtl w:val="0"/>
-          <w:lang w:val="en-US"/>
-        </w:rPr>
-        <w:t xml:space="preserve">  border-radius: 10px;</w:t>
-      </w:r>
-    </w:p>
-    <w:p>
-      <w:pPr>
-        <w:pStyle w:val="Text A"/>
-      </w:pPr>
-      <w:r>
-        <w:rPr>
-          <w:rtl w:val="0"/>
-          <w:lang w:val="en-US"/>
-        </w:rPr>
-        <w:t xml:space="preserve">  box-shadow: 0 2px 8px rgba(0,0,0,0.05);</w:t>
-      </w:r>
-    </w:p>
-    <w:p>
-      <w:pPr>
-        <w:pStyle w:val="Text A"/>
-      </w:pPr>
-      <w:r>
-        <w:rPr>
-          <w:rtl w:val="0"/>
-          <w:lang w:val="en-US"/>
-        </w:rPr>
-        <w:t>}</w:t>
-      </w:r>
-    </w:p>
-    <w:p>
-      <w:pPr>
-        <w:pStyle w:val="Text A"/>
-      </w:pPr>
-      <w:r>
-        <w:rPr>
-          <w:rtl w:val="0"/>
-          <w:lang w:val="en-US"/>
-        </w:rPr>
-        <w:t>.short-desc p { margin: 8px 0; }</w:t>
-      </w:r>
-    </w:p>
-    <w:p>
-      <w:pPr>
-        <w:pStyle w:val="Text A"/>
-      </w:pPr>
-      <w:r>
-        <w:rPr>
-          <w:rtl w:val="0"/>
-          <w:lang w:val="en-US"/>
-        </w:rPr>
-        <w:t>.short-desc strong { color: #3a0c0c; }</w:t>
-      </w:r>
-    </w:p>
-    <w:p>
-      <w:pPr>
-        <w:pStyle w:val="Text A"/>
-      </w:pPr>
-      <w:r>
-        <w:rPr>
-          <w:rtl w:val="0"/>
-          <w:lang w:val="en-US"/>
-        </w:rPr>
-        <w:t>.short-desc em { color: #666; }</w:t>
-      </w:r>
-    </w:p>
-    <w:p>
-      <w:pPr>
-        <w:pStyle w:val="Text A"/>
-      </w:pPr>
-      <w:r>
-        <w:rPr>
-          <w:rtl w:val="0"/>
-          <w:lang w:val="en-US"/>
-        </w:rPr>
-        <w:t>&lt;/style&gt;</w:t>
-      </w:r>
-    </w:p>
-    <w:p>
-      <w:pPr>
-        <w:pStyle w:val="Text A"/>
-      </w:pPr>
-    </w:p>
-    <w:p>
-      <w:pPr>
-        <w:pStyle w:val="Text A"/>
-      </w:pPr>
-    </w:p>
-    <w:p>
-      <w:pPr>
-        <w:pStyle w:val="Text A"/>
-      </w:pPr>
-      <w:r>
-        <w:rPr>
-          <w:rtl w:val="0"/>
-          <w:lang w:val="en-US"/>
-        </w:rPr>
-        <w:t>&lt;div class="short-desc"&gt;</w:t>
-      </w:r>
-    </w:p>
-    <w:p>
-      <w:pPr>
-        <w:pStyle w:val="Text A"/>
-      </w:pPr>
-      <w:r>
-        <w:rPr>
-          <w:rtl w:val="0"/>
-          <w:lang w:val="en-US"/>
-        </w:rPr>
-        <w:t xml:space="preserve">  &lt;p&gt;</w:t>
-      </w:r>
-    </w:p>
-    <w:p>
-      <w:pPr>
-        <w:pStyle w:val="Text A"/>
-      </w:pPr>
-      <w:r>
-        <w:rPr>
-          <w:rtl w:val="0"/>
-          <w:lang w:val="en-US"/>
-        </w:rPr>
-        <w:t xml:space="preserve">    &lt;strong&gt;{nazev_produktu}&lt;/strong&gt; je skvel</w:t>
+        <w:spacing w:before="0" w:line="240" w:lineRule="auto"/>
+      </w:pPr>
+      <w:r>
+        <w:rPr>
+          <w:rtl w:val="0"/>
+          <w:lang w:val="en-US"/>
+        </w:rPr>
+        <w:t>&lt;div style="font-family:'Inter','Helvetica Neue',sans-serif;color:#333;font-size:15px;line-height:1.6;background:#fff;border-left:4px solid #ffffff;padding:16px 20px;border-radius:10px;box-shadow:0 2px 8px rgba(0,0,0,0.05);"&gt;</w:t>
+      </w:r>
+    </w:p>
+    <w:p>
+      <w:pPr>
+        <w:pStyle w:val="Výchozí"/>
+        <w:suppressAutoHyphens w:val="1"/>
+        <w:spacing w:before="0" w:line="240" w:lineRule="auto"/>
+      </w:pPr>
+    </w:p>
+    <w:p>
+      <w:pPr>
+        <w:pStyle w:val="Výchozí"/>
+        <w:suppressAutoHyphens w:val="1"/>
+        <w:spacing w:before="0" w:line="240" w:lineRule="auto"/>
+      </w:pPr>
+      <w:r>
+        <w:rPr>
+          <w:rtl w:val="0"/>
+          <w:lang w:val="en-US"/>
+        </w:rPr>
+        <w:t xml:space="preserve">  &lt;p style="margin:8px 0;"&gt;</w:t>
+      </w:r>
+    </w:p>
+    <w:p>
+      <w:pPr>
+        <w:pStyle w:val="Výchozí"/>
+        <w:suppressAutoHyphens w:val="1"/>
+        <w:spacing w:before="0" w:line="240" w:lineRule="auto"/>
+      </w:pPr>
+      <w:r>
+        <w:rPr>
+          <w:rtl w:val="0"/>
+          <w:lang w:val="en-US"/>
+        </w:rPr>
+        <w:t xml:space="preserve">    &lt;strong style="color:#3a0c0c;"&gt;{nazev_produktu}&lt;/strong&gt; je skvel</w:t>
       </w:r>
       <w:r>
         <w:rPr>
@@ -447,17 +127,26 @@
         </w:rPr>
         <w:t xml:space="preserve">ú </w:t>
       </w:r>
-      <w:r>
-        <w:rPr>
-          <w:rtl w:val="0"/>
-          <w:lang w:val="en-US"/>
-        </w:rPr>
-        <w:t>&lt;strong&gt;{typ_hry}&lt;/strong&gt;.</w:t>
-      </w:r>
-    </w:p>
-    <w:p>
-      <w:pPr>
-        <w:pStyle w:val="Text A"/>
+    </w:p>
+    <w:p>
+      <w:pPr>
+        <w:pStyle w:val="Výchozí"/>
+        <w:suppressAutoHyphens w:val="1"/>
+        <w:spacing w:before="0" w:line="240" w:lineRule="auto"/>
+      </w:pPr>
+      <w:r>
+        <w:rPr>
+          <w:rtl w:val="0"/>
+          <w:lang w:val="en-US"/>
+        </w:rPr>
+        <w:t xml:space="preserve">    &lt;strong style="color:#3a0c0c;"&gt;{typ_hry}&lt;/strong&gt;.</w:t>
+      </w:r>
+    </w:p>
+    <w:p>
+      <w:pPr>
+        <w:pStyle w:val="Výchozí"/>
+        <w:suppressAutoHyphens w:val="1"/>
+        <w:spacing w:before="0" w:line="240" w:lineRule="auto"/>
       </w:pPr>
       <w:r>
         <w:rPr>
@@ -478,7 +167,7 @@
           <w:rtl w:val="0"/>
           <w:lang w:val="en-US"/>
         </w:rPr>
-        <w:t>iba &lt;strong&gt;{pocet_hracu}&lt;/strong&gt; a chu</w:t>
+        <w:t>iba &lt;strong style="color:#3a0c0c;"&gt;{pocet_hracu}&lt;/strong&gt; a chu</w:t>
       </w:r>
       <w:r>
         <w:rPr>
@@ -525,7 +214,9 @@
     </w:p>
     <w:p>
       <w:pPr>
-        <w:pStyle w:val="Text A"/>
+        <w:pStyle w:val="Výchozí"/>
+        <w:suppressAutoHyphens w:val="1"/>
+        <w:spacing w:before="0" w:line="240" w:lineRule="auto"/>
       </w:pPr>
       <w:r>
         <w:rPr>
@@ -537,31 +228,37 @@
     </w:p>
     <w:p>
       <w:pPr>
-        <w:pStyle w:val="Text A"/>
-      </w:pPr>
-    </w:p>
-    <w:p>
-      <w:pPr>
-        <w:pStyle w:val="Text A"/>
-      </w:pPr>
-      <w:r>
-        <w:rPr>
-          <w:rtl w:val="0"/>
-          <w:lang w:val="en-US"/>
-        </w:rPr>
-        <w:t xml:space="preserve">  &lt;p&gt;</w:t>
-      </w:r>
-    </w:p>
-    <w:p>
-      <w:pPr>
-        <w:pStyle w:val="Text A"/>
-      </w:pPr>
-      <w:r>
-        <w:rPr>
-          <w:rtl w:val="0"/>
-          <w:lang w:val="en-US"/>
-        </w:rPr>
-        <w:t xml:space="preserve">    &lt;strong&gt;Pre</w:t>
+        <w:pStyle w:val="Výchozí"/>
+        <w:suppressAutoHyphens w:val="1"/>
+        <w:spacing w:before="0" w:line="240" w:lineRule="auto"/>
+      </w:pPr>
+    </w:p>
+    <w:p>
+      <w:pPr>
+        <w:pStyle w:val="Výchozí"/>
+        <w:suppressAutoHyphens w:val="1"/>
+        <w:spacing w:before="0" w:line="240" w:lineRule="auto"/>
+      </w:pPr>
+      <w:r>
+        <w:rPr>
+          <w:rtl w:val="0"/>
+          <w:lang w:val="en-US"/>
+        </w:rPr>
+        <w:t xml:space="preserve">  &lt;p style="margin:8px 0;"&gt;</w:t>
+      </w:r>
+    </w:p>
+    <w:p>
+      <w:pPr>
+        <w:pStyle w:val="Výchozí"/>
+        <w:suppressAutoHyphens w:val="1"/>
+        <w:spacing w:before="0" w:line="240" w:lineRule="auto"/>
+      </w:pPr>
+      <w:r>
+        <w:rPr>
+          <w:rtl w:val="0"/>
+          <w:lang w:val="en-US"/>
+        </w:rPr>
+        <w:t xml:space="preserve">    &lt;strong style="color:#3a0c0c;"&gt;Pre</w:t>
       </w:r>
       <w:r>
         <w:rPr>
@@ -622,7 +319,9 @@
     </w:p>
     <w:p>
       <w:pPr>
-        <w:pStyle w:val="Text A"/>
+        <w:pStyle w:val="Výchozí"/>
+        <w:suppressAutoHyphens w:val="1"/>
+        <w:spacing w:before="0" w:line="240" w:lineRule="auto"/>
       </w:pPr>
       <w:r>
         <w:rPr>
@@ -634,7 +333,9 @@
     </w:p>
     <w:p>
       <w:pPr>
-        <w:pStyle w:val="Text A"/>
+        <w:pStyle w:val="Výchozí"/>
+        <w:suppressAutoHyphens w:val="1"/>
+        <w:spacing w:before="0" w:line="240" w:lineRule="auto"/>
       </w:pPr>
       <w:r>
         <w:rPr>
@@ -646,7 +347,9 @@
     </w:p>
     <w:p>
       <w:pPr>
-        <w:pStyle w:val="Text A"/>
+        <w:pStyle w:val="Výchozí"/>
+        <w:suppressAutoHyphens w:val="1"/>
+        <w:spacing w:before="0" w:line="240" w:lineRule="auto"/>
       </w:pPr>
       <w:r>
         <w:rPr>
@@ -658,7 +361,9 @@
     </w:p>
     <w:p>
       <w:pPr>
-        <w:pStyle w:val="Text A"/>
+        <w:pStyle w:val="Výchozí"/>
+        <w:suppressAutoHyphens w:val="1"/>
+        <w:spacing w:before="0" w:line="240" w:lineRule="auto"/>
       </w:pPr>
       <w:r>
         <w:rPr>
@@ -670,36 +375,44 @@
     </w:p>
     <w:p>
       <w:pPr>
-        <w:pStyle w:val="Text A"/>
-      </w:pPr>
-    </w:p>
-    <w:p>
-      <w:pPr>
-        <w:pStyle w:val="Text A"/>
-      </w:pPr>
-      <w:r>
-        <w:rPr>
-          <w:rtl w:val="0"/>
-          <w:lang w:val="en-US"/>
-        </w:rPr>
-        <w:t xml:space="preserve">  &lt;p&gt;</w:t>
-      </w:r>
-    </w:p>
-    <w:p>
-      <w:pPr>
-        <w:pStyle w:val="Text A"/>
-      </w:pPr>
-      <w:r>
-        <w:rPr>
-          <w:rtl w:val="0"/>
-          <w:lang w:val="en-US"/>
-        </w:rPr>
-        <w:t xml:space="preserve">    &lt;em&gt;{doporuceni_pro_koho}&lt;/em&gt;</w:t>
-      </w:r>
-    </w:p>
-    <w:p>
-      <w:pPr>
-        <w:pStyle w:val="Text A"/>
+        <w:pStyle w:val="Výchozí"/>
+        <w:suppressAutoHyphens w:val="1"/>
+        <w:spacing w:before="0" w:line="240" w:lineRule="auto"/>
+      </w:pPr>
+    </w:p>
+    <w:p>
+      <w:pPr>
+        <w:pStyle w:val="Výchozí"/>
+        <w:suppressAutoHyphens w:val="1"/>
+        <w:spacing w:before="0" w:line="240" w:lineRule="auto"/>
+      </w:pPr>
+      <w:r>
+        <w:rPr>
+          <w:rtl w:val="0"/>
+          <w:lang w:val="en-US"/>
+        </w:rPr>
+        <w:t xml:space="preserve">  &lt;p style="margin:8px 0;"&gt;</w:t>
+      </w:r>
+    </w:p>
+    <w:p>
+      <w:pPr>
+        <w:pStyle w:val="Výchozí"/>
+        <w:suppressAutoHyphens w:val="1"/>
+        <w:spacing w:before="0" w:line="240" w:lineRule="auto"/>
+      </w:pPr>
+      <w:r>
+        <w:rPr>
+          <w:rtl w:val="0"/>
+          <w:lang w:val="en-US"/>
+        </w:rPr>
+        <w:t xml:space="preserve">    &lt;em style="color:#666;"&gt;{doporuceni_pro_koho}&lt;/em&gt;</w:t>
+      </w:r>
+    </w:p>
+    <w:p>
+      <w:pPr>
+        <w:pStyle w:val="Výchozí"/>
+        <w:suppressAutoHyphens w:val="1"/>
+        <w:spacing w:before="0" w:line="240" w:lineRule="auto"/>
       </w:pPr>
       <w:r>
         <w:rPr>
@@ -711,7 +424,16 @@
     </w:p>
     <w:p>
       <w:pPr>
-        <w:pStyle w:val="Text A"/>
+        <w:pStyle w:val="Výchozí"/>
+        <w:suppressAutoHyphens w:val="1"/>
+        <w:spacing w:before="0" w:line="240" w:lineRule="auto"/>
+      </w:pPr>
+    </w:p>
+    <w:p>
+      <w:pPr>
+        <w:pStyle w:val="Výchozí"/>
+        <w:suppressAutoHyphens w:val="1"/>
+        <w:spacing w:before="0" w:line="240" w:lineRule="auto"/>
       </w:pPr>
       <w:r>
         <w:rPr>
@@ -945,53 +667,6 @@
       <w:position w:val="0"/>
       <w:sz w:val="24"/>
       <w:szCs w:val="24"/>
-      <w:u w:val="none"/>
-      <w:shd w:val="nil" w:color="auto" w:fill="auto"/>
-      <w:vertAlign w:val="baseline"/>
-      <w:lang w:val="en-US"/>
-      <w14:textOutline>
-        <w14:noFill/>
-      </w14:textOutline>
-      <w14:textFill>
-        <w14:solidFill>
-          <w14:srgbClr w14:val="000000"/>
-        </w14:solidFill>
-      </w14:textFill>
-    </w:rPr>
-  </w:style>
-  <w:style w:type="paragraph" w:styleId="Text A">
-    <w:name w:val="Text A"/>
-    <w:next w:val="Text A"/>
-    <w:pPr>
-      <w:keepNext w:val="0"/>
-      <w:keepLines w:val="0"/>
-      <w:pageBreakBefore w:val="0"/>
-      <w:widowControl w:val="1"/>
-      <w:shd w:val="clear" w:color="auto" w:fill="auto"/>
-      <w:suppressAutoHyphens w:val="0"/>
-      <w:bidi w:val="0"/>
-      <w:spacing w:before="0" w:after="0" w:line="240" w:lineRule="auto"/>
-      <w:ind w:left="0" w:right="0" w:firstLine="0"/>
-      <w:jc w:val="left"/>
-      <w:outlineLvl w:val="9"/>
-    </w:pPr>
-    <w:rPr>
-      <w:rFonts w:ascii="Helvetica Neue" w:cs="Arial Unicode MS" w:hAnsi="Helvetica Neue" w:eastAsia="Arial Unicode MS"/>
-      <w:b w:val="0"/>
-      <w:bCs w:val="0"/>
-      <w:i w:val="0"/>
-      <w:iCs w:val="0"/>
-      <w:caps w:val="0"/>
-      <w:smallCaps w:val="0"/>
-      <w:strike w:val="0"/>
-      <w:dstrike w:val="0"/>
-      <w:outline w:val="0"/>
-      <w:color w:val="000000"/>
-      <w:spacing w:val="0"/>
-      <w:kern w:val="0"/>
-      <w:position w:val="0"/>
-      <w:sz w:val="22"/>
-      <w:szCs w:val="22"/>
       <w:u w:val="none" w:color="000000"/>
       <w:shd w:val="nil" w:color="auto" w:fill="auto"/>
       <w:vertAlign w:val="baseline"/>
